--- a/Templates/самобанкротство/реструктуриз/САМО_реструк_признали банкротом_маркированный.docx
+++ b/Templates/самобанкротство/реструктуриз/САМО_реструк_признали банкротом_маркированный.docx
@@ -435,7 +435,7 @@
       <w:pPr>
         <w:pStyle w:val="a3"/>
         <w:tabs>
-          <w:tab w:val="left" w:pos="6864"/>
+          <w:tab w:pos="9643" w:val="right"/>
         </w:tabs>
         <w:spacing w:line="275" w:lineRule="exact"/>
         <w:jc w:val="left"/>
@@ -1652,7 +1652,7 @@
       <w:pPr>
         <w:pStyle w:val="a3"/>
         <w:tabs>
-          <w:tab w:val="left" w:pos="8114"/>
+          <w:tab w:pos="9643" w:val="right"/>
         </w:tabs>
         <w:spacing w:before="257"/>
       </w:pPr>
